--- a/Fase 2/Evidencias proyecto/Documentación/Reviews_y_Retrospectivas_Promaty.docx
+++ b/Fase 2/Evidencias proyecto/Documentación/Reviews_y_Retrospectivas_Promaty.docx
@@ -1,5 +1,77 @@
 
-<file path=word/document.xml><?xml version="1.0" encoding="utf-8"?>
+<file path=customXml\item1.xml><?xml version="1.0" encoding="utf-8"?>
+<b:Sources xmlns:b="http://schemas.openxmlformats.org/officeDocument/2006/bibliography" xmlns="http://schemas.openxmlformats.org/officeDocument/2006/bibliography" SelectedStyle="/APA.XSL" StyleName="APA"/>
+</file>
+
+<file path=customXml\itemProps1.xml><?xml version="1.0" encoding="utf-8"?>
+<ds:datastoreItem xmlns:ds="http://schemas.openxmlformats.org/officeDocument/2006/customXml" ds:itemID="{EF278816-EC6F-A645-907D-7F25AECB1D4A}">
+  <ds:schemaRefs>
+    <ds:schemaRef ds:uri="http://schemas.openxmlformats.org/officeDocument/2006/bibliography"/>
+  </ds:schemaRefs>
+</ds:datastoreItem>
+</file>
+
+<file path=docProps\app.xml><?xml version="1.0" encoding="utf-8"?>
+<Properties xmlns="http://schemas.openxmlformats.org/officeDocument/2006/extended-properties" xmlns:vt="http://schemas.openxmlformats.org/officeDocument/2006/docPropsVTypes">
+  <Template>Normal.dotm</Template>
+  <TotalTime>380</TotalTime>
+  <Pages>14</Pages>
+  <Words>3128</Words>
+  <Characters>17210</Characters>
+  <Application>Microsoft Office Word</Application>
+  <DocSecurity>0</DocSecurity>
+  <Lines>143</Lines>
+  <Paragraphs>40</Paragraphs>
+  <ScaleCrop>false</ScaleCrop>
+  <HeadingPairs>
+    <vt:vector size="4" baseType="variant">
+      <vt:variant>
+        <vt:lpstr>Título</vt:lpstr>
+      </vt:variant>
+      <vt:variant>
+        <vt:i4>1</vt:i4>
+      </vt:variant>
+      <vt:variant>
+        <vt:lpstr>Title</vt:lpstr>
+      </vt:variant>
+      <vt:variant>
+        <vt:i4>1</vt:i4>
+      </vt:variant>
+    </vt:vector>
+  </HeadingPairs>
+  <TitlesOfParts>
+    <vt:vector size="2" baseType="lpstr">
+      <vt:lpstr/>
+      <vt:lpstr/>
+    </vt:vector>
+  </TitlesOfParts>
+  <Manager/>
+  <Company/>
+  <LinksUpToDate>false</LinksUpToDate>
+  <CharactersWithSpaces>20298</CharactersWithSpaces>
+  <SharedDoc>false</SharedDoc>
+  <HyperlinkBase/>
+  <HyperlinksChanged>false</HyperlinksChanged>
+  <AppVersion>16.0000</AppVersion>
+</Properties>
+</file>
+
+<file path=docProps\core.xml><?xml version="1.0" encoding="utf-8"?>
+<cp:coreProperties xmlns:cp="http://schemas.openxmlformats.org/package/2006/metadata/core-properties" xmlns:dc="http://purl.org/dc/elements/1.1/" xmlns:dcterms="http://purl.org/dc/terms/" xmlns:dcmitype="http://purl.org/dc/dcmitype/" xmlns:xsi="http://www.w3.org/2001/XMLSchema-instance">
+  <dc:title/>
+  <dc:subject/>
+  <dc:creator>python-docx</dc:creator>
+  <cp:keywords/>
+  <dc:description>generated by python-docx</dc:description>
+  <cp:lastModifiedBy>KARLA VERONICA RAMIREZ HIDALGO</cp:lastModifiedBy>
+  <cp:revision>4</cp:revision>
+  <dcterms:created xsi:type="dcterms:W3CDTF">2013-12-23T23:15:00Z</dcterms:created>
+  <dcterms:modified xsi:type="dcterms:W3CDTF">2026-10-17T02:47:00Z</dcterms:modified>
+  <cp:category/>
+</cp:coreProperties>
+</file>
+
+<file path=word\document.xml><?xml version="1.0" encoding="utf-8"?>
 <w:document xmlns:wpc="http://schemas.microsoft.com/office/word/2010/wordprocessingCanvas" xmlns:cx="http://schemas.microsoft.com/office/drawing/2014/chartex" xmlns:cx1="http://schemas.microsoft.com/office/drawing/2015/9/8/chartex" xmlns:cx2="http://schemas.microsoft.com/office/drawing/2015/10/21/chartex" xmlns:cx3="http://schemas.microsoft.com/office/drawing/2016/5/9/chartex" xmlns:cx4="http://schemas.microsoft.com/office/drawing/2016/5/10/chartex" xmlns:cx5="http://schemas.microsoft.com/office/drawing/2016/5/11/chartex" xmlns:cx6="http://schemas.microsoft.com/office/drawing/2016/5/12/chartex" xmlns:cx7="http://schemas.microsoft.com/office/drawing/2016/5/13/chartex" xmlns:cx8="http://schemas.microsoft.com/office/drawing/2016/5/14/chartex" xmlns:mc="http://schemas.openxmlformats.org/markup-compatibility/2006" xmlns:aink="http://schemas.microsoft.com/office/drawing/2016/ink" xmlns:am3d="http://schemas.microsoft.com/office/drawing/2017/model3d" xmlns:o="urn:schemas-microsoft-com:office:office" xmlns:oel="http://schemas.microsoft.com/office/2019/extlst" xmlns:r="http://schemas.openxmlformats.org/officeDocument/2006/relationships" xmlns:m="http://schemas.openxmlformats.org/officeDocument/2006/math" xmlns:v="urn:schemas-microsoft-com:vml" xmlns:wp14="http://schemas.microsoft.com/office/word/2010/wordprocessingDrawing" xmlns:wp="http://schemas.openxmlformats.org/drawingml/2006/wordprocessingDrawing" xmlns:w10="urn:schemas-microsoft-com:office:word" xmlns:w="http://schemas.openxmlformats.org/wordprocessingml/2006/main" xmlns:w14="http://schemas.microsoft.com/office/word/2010/wordml" xmlns:w15="http://schemas.microsoft.com/office/word/2012/wordml" xmlns:w16cex="http://schemas.microsoft.com/office/word/2018/wordml/cex" xmlns:w16cid="http://schemas.microsoft.com/office/word/2016/wordml/cid" xmlns:w16="http://schemas.microsoft.com/office/word/2018/wordml" xmlns:w16du="http://schemas.microsoft.com/office/word/2023/wordml/word16du" xmlns:w16sdtdh="http://schemas.microsoft.com/office/word/2020/wordml/sdtdatahash" xmlns:w16sdtfl="http://schemas.microsoft.com/office/word/2024/wordml/sdtformatlock" xmlns:w16se="http://schemas.microsoft.com/office/word/2015/wordml/symex" xmlns:wpg="http://schemas.microsoft.com/office/word/2010/wordprocessingGroup" xmlns:wpi="http://schemas.microsoft.com/office/word/2010/wordprocessingInk" xmlns:wne="http://schemas.microsoft.com/office/word/2006/wordml" xmlns:wps="http://schemas.microsoft.com/office/word/2010/wordprocessingShape" mc:Ignorable="w14 w15 w16se w16cid w16 w16cex w16sdtdh w16sdtfl w16du wp14">
   <w:body>
     <w:p>
@@ -6943,31 +7015,46 @@
           </w:p>
         </w:tc>
       </w:tr>
-    </w:tbl>
-    <w:p/>
-    <w:tbl>
-      <w:tblPr>
-        <w:tblStyle w:val="Tablaconcuadrcula"/>
-        <w:tblW w:w="0" w:type="auto"/>
-        <w:tblLook w:val="04A0" w:firstRow="1" w:lastRow="0" w:firstColumn="1" w:lastColumn="0" w:noHBand="0" w:noVBand="1"/>
-      </w:tblPr>
-      <w:tblGrid>
-        <w:gridCol w:w="9746"/>
-      </w:tblGrid>
       <w:tr>
         <w:tc>
           <w:tcPr>
-            <w:tcW w:w="9746" w:type="dxa"/>
-            <w:shd w:val="clear" w:color="auto" w:fill="D6E4F0"/>
-          </w:tcPr>
-          <w:p>
-            <w:r>
-              <w:rPr>
-                <w:b/>
-                <w:sz w:val="24"/>
-                <w:szCs w:val="24"/>
-              </w:rPr>
-              <w:t>FUNCIONALIDADES PRINCIPALES ENTREGADAS</w:t>
+            <w:tcW w:w="3249" w:type="dxa"/>
+          </w:tcPr>
+          <w:p>
+            <w:r>
+              <w:rPr>
+                <w:sz w:val="20"/>
+                <w:szCs w:val="20"/>
+              </w:rPr>
+              <w:t>HU-B100 / HU-F121</w:t>
+            </w:r>
+          </w:p>
+        </w:tc>
+        <w:tc>
+          <w:tcPr>
+            <w:tcW w:w="3249" w:type="dxa"/>
+          </w:tcPr>
+          <w:p>
+            <w:r>
+              <w:rPr>
+                <w:sz w:val="20"/>
+                <w:szCs w:val="20"/>
+              </w:rPr>
+              <w:t>Dockerizar el sistema completo: Dockerfile por servicio en el backend e imagen nginx en el frontend, con docker-compose que levanta el sistema completo con un único comando</w:t>
+            </w:r>
+          </w:p>
+        </w:tc>
+        <w:tc>
+          <w:tcPr>
+            <w:tcW w:w="3249" w:type="dxa"/>
+          </w:tcPr>
+          <w:p>
+            <w:r>
+              <w:rPr>
+                <w:sz w:val="20"/>
+                <w:szCs w:val="20"/>
+              </w:rPr>
+              <w:t>Terminado</w:t>
             </w:r>
           </w:p>
         </w:tc>
@@ -6975,7 +7062,7 @@
       <w:tr>
         <w:tc>
           <w:tcPr>
-            <w:tcW w:w="9746" w:type="dxa"/>
+            <w:tcW w:w="3249" w:type="dxa"/>
           </w:tcPr>
           <w:p>
             <w:r>
@@ -6983,7 +7070,35 @@
                 <w:sz w:val="20"/>
                 <w:szCs w:val="20"/>
               </w:rPr>
-              <w:t>Flujo de contrato corregido: el registro de la solicitud de contrato ahora queda disponible en Promaty desde que se envía, con estado "Pendiente de aprobación", en lugar de crearse al aprobarse. El workflow completo (jefatura → RRHH) quedó verificado de punta a punta en el navegador.</w:t>
+              <w:t>MR-B34</w:t>
+            </w:r>
+          </w:p>
+        </w:tc>
+        <w:tc>
+          <w:tcPr>
+            <w:tcW w:w="3249" w:type="dxa"/>
+          </w:tcPr>
+          <w:p>
+            <w:r>
+              <w:rPr>
+                <w:sz w:val="20"/>
+                <w:szCs w:val="20"/>
+              </w:rPr>
+              <w:t>Agregar claim isSystemRole al JWT para que el frontend identifique los roles de sistema sin depender del nombre literal; proteger la asignación de roles de sistema con el permiso user.assignSystemRole</w:t>
+            </w:r>
+          </w:p>
+        </w:tc>
+        <w:tc>
+          <w:tcPr>
+            <w:tcW w:w="3249" w:type="dxa"/>
+          </w:tcPr>
+          <w:p>
+            <w:r>
+              <w:rPr>
+                <w:sz w:val="20"/>
+                <w:szCs w:val="20"/>
+              </w:rPr>
+              <w:t>Terminado</w:t>
             </w:r>
           </w:p>
         </w:tc>
@@ -6991,7 +7106,7 @@
       <w:tr>
         <w:tc>
           <w:tcPr>
-            <w:tcW w:w="9746" w:type="dxa"/>
+            <w:tcW w:w="3249" w:type="dxa"/>
           </w:tcPr>
           <w:p>
             <w:r>
@@ -6999,23 +7114,35 @@
                 <w:sz w:val="20"/>
                 <w:szCs w:val="20"/>
               </w:rPr>
-              <w:t xml:space="preserve">Ciclo de vida del colaborador: al crear la ficha, el colaborador queda en estado PENDING_CONTRACT. Cuando RRHH valida la solicitud de contrato, el estado pasa automáticamente </w:t>
-            </w:r>
-            <w:proofErr w:type="gramStart"/>
+              <w:t>T-F518</w:t>
+            </w:r>
+          </w:p>
+        </w:tc>
+        <w:tc>
+          <w:tcPr>
+            <w:tcW w:w="3249" w:type="dxa"/>
+          </w:tcPr>
+          <w:p>
             <w:r>
               <w:rPr>
                 <w:sz w:val="20"/>
                 <w:szCs w:val="20"/>
               </w:rPr>
-              <w:t>a</w:t>
-            </w:r>
-            <w:proofErr w:type="gramEnd"/>
+              <w:t>Menú lateral dinámico: cada rol ve solo los módulos que sus permisos habilitan; el rol de sistema ve todo, identificado por el claim isSystemRole del token</w:t>
+            </w:r>
+          </w:p>
+        </w:tc>
+        <w:tc>
+          <w:tcPr>
+            <w:tcW w:w="3249" w:type="dxa"/>
+          </w:tcPr>
+          <w:p>
             <w:r>
               <w:rPr>
                 <w:sz w:val="20"/>
                 <w:szCs w:val="20"/>
               </w:rPr>
-              <w:t xml:space="preserve"> ACTIVE. Existe además un estado BLOCKED de bloqueo manual con motivo obligatorio, que el workflow nunca pisa.</w:t>
+              <w:t>Terminado</w:t>
             </w:r>
           </w:p>
         </w:tc>
@@ -7023,7 +7150,7 @@
       <w:tr>
         <w:tc>
           <w:tcPr>
-            <w:tcW w:w="9746" w:type="dxa"/>
+            <w:tcW w:w="3249" w:type="dxa"/>
           </w:tcPr>
           <w:p>
             <w:r>
@@ -7031,7 +7158,123 @@
                 <w:sz w:val="20"/>
                 <w:szCs w:val="20"/>
               </w:rPr>
-              <w:t>Bug fix: se corrigió un error 500 al editar usuarios con proyectos asignados, causado por el orden de ejecución de Hibernate y una consulta con registros duplicados.</w:t>
+              <w:t>(sin clave)</w:t>
+            </w:r>
+          </w:p>
+        </w:tc>
+        <w:tc>
+          <w:tcPr>
+            <w:tcW w:w="3249" w:type="dxa"/>
+          </w:tcPr>
+          <w:p>
+            <w:r>
+              <w:rPr>
+                <w:sz w:val="20"/>
+                <w:szCs w:val="20"/>
+              </w:rPr>
+              <w:t>Catálogo de motivos de rechazo con submódulo: cada motivo indica a qué módulo aplica, con validación del campo y ampliación del permiso del selector para roles de aprobación; mantenedor completo en frontend</w:t>
+            </w:r>
+          </w:p>
+        </w:tc>
+        <w:tc>
+          <w:tcPr>
+            <w:tcW w:w="3249" w:type="dxa"/>
+          </w:tcPr>
+          <w:p>
+            <w:r>
+              <w:rPr>
+                <w:sz w:val="20"/>
+                <w:szCs w:val="20"/>
+              </w:rPr>
+              <w:t>Terminado</w:t>
+            </w:r>
+          </w:p>
+        </w:tc>
+      </w:tr>
+      <w:tr>
+        <w:tc>
+          <w:tcPr>
+            <w:tcW w:w="3249" w:type="dxa"/>
+          </w:tcPr>
+          <w:p>
+            <w:r>
+              <w:rPr>
+                <w:sz w:val="20"/>
+                <w:szCs w:val="20"/>
+              </w:rPr>
+              <w:t>(sin clave)</w:t>
+            </w:r>
+          </w:p>
+        </w:tc>
+        <w:tc>
+          <w:tcPr>
+            <w:tcW w:w="3249" w:type="dxa"/>
+          </w:tcPr>
+          <w:p>
+            <w:r>
+              <w:rPr>
+                <w:sz w:val="20"/>
+                <w:szCs w:val="20"/>
+              </w:rPr>
+              <w:t>Bloquear y desbloquear colaborador con motivo obligatorio, independiente del workflow de aprobación; columnas Estado y CC en el listado; filtros por estado y centro de costo</w:t>
+            </w:r>
+          </w:p>
+        </w:tc>
+        <w:tc>
+          <w:tcPr>
+            <w:tcW w:w="3249" w:type="dxa"/>
+          </w:tcPr>
+          <w:p>
+            <w:r>
+              <w:rPr>
+                <w:sz w:val="20"/>
+                <w:szCs w:val="20"/>
+              </w:rPr>
+              <w:t>Terminado</w:t>
+            </w:r>
+          </w:p>
+        </w:tc>
+      </w:tr>
+      <w:tr>
+        <w:tc>
+          <w:tcPr>
+            <w:tcW w:w="3249" w:type="dxa"/>
+          </w:tcPr>
+          <w:p>
+            <w:r>
+              <w:rPr>
+                <w:sz w:val="20"/>
+                <w:szCs w:val="20"/>
+              </w:rPr>
+              <w:t>(sin clave)</w:t>
+            </w:r>
+          </w:p>
+        </w:tc>
+        <w:tc>
+          <w:tcPr>
+            <w:tcW w:w="3249" w:type="dxa"/>
+          </w:tcPr>
+          <w:p>
+            <w:r>
+              <w:rPr>
+                <w:sz w:val="20"/>
+                <w:szCs w:val="20"/>
+              </w:rPr>
+              <w:t>Mejoras de frontend: listas unificadas con useListQuery, useToggleActive y useActiveFilters en los 10 listados; login con redirect seguro y conservación de ruta al vencer la sesión; correcciones de usabilidad transversales</w:t>
+            </w:r>
+          </w:p>
+        </w:tc>
+        <w:tc>
+          <w:tcPr>
+            <w:tcW w:w="3249" w:type="dxa"/>
+          </w:tcPr>
+          <w:p>
+            <w:r>
+              <w:rPr>
+                <w:sz w:val="20"/>
+                <w:szCs w:val="20"/>
+              </w:rPr>
+              <w:t>Terminado</w:t>
             </w:r>
           </w:p>
         </w:tc>
@@ -7060,7 +7303,7 @@
                 <w:sz w:val="24"/>
                 <w:szCs w:val="24"/>
               </w:rPr>
-              <w:t>CRITERIOS DE ACEPTACIÓN CUMPLIDOS</w:t>
+              <w:t>FUNCIONALIDADES PRINCIPALES ENTREGADAS</w:t>
             </w:r>
           </w:p>
         </w:tc>
@@ -7076,7 +7319,7 @@
                 <w:sz w:val="20"/>
                 <w:szCs w:val="20"/>
               </w:rPr>
-              <w:t>Al enviar una solicitud de contratación, el registro queda visible en Promaty con estado "Pendiente de aprobación" antes de que ningún nivel haya decidido.</w:t>
+              <w:t>Flujo de contrato corregido: el registro de la solicitud de contrato ahora queda disponible en Promaty desde que se envía, con estado "Pendiente de aprobación", en lugar de crearse al aprobarse. El workflow completo (jefatura → RRHH) quedó verificado de punta a punta en el navegador.</w:t>
             </w:r>
           </w:p>
         </w:tc>
@@ -7092,7 +7335,7 @@
                 <w:sz w:val="20"/>
                 <w:szCs w:val="20"/>
               </w:rPr>
-              <w:t xml:space="preserve">Al validar RRHH la solicitud de contrato, el colaborador pasa automáticamente </w:t>
+              <w:t xml:space="preserve">Ciclo de vida del colaborador: al crear la ficha, el colaborador queda en estado PENDING_CONTRACT. Cuando RRHH valida la solicitud de contrato, el estado pasa automáticamente </w:t>
             </w:r>
             <w:proofErr w:type="gramStart"/>
             <w:r>
@@ -7108,7 +7351,7 @@
                 <w:sz w:val="20"/>
                 <w:szCs w:val="20"/>
               </w:rPr>
-              <w:t xml:space="preserve"> estado ACTIVE.</w:t>
+              <w:t xml:space="preserve"> ACTIVE. Existe además un estado BLOCKED de bloqueo manual con motivo obligatorio, que el workflow nunca pisa.</w:t>
             </w:r>
           </w:p>
         </w:tc>
@@ -7124,7 +7367,103 @@
                 <w:sz w:val="20"/>
                 <w:szCs w:val="20"/>
               </w:rPr>
-              <w:t>Un usuario con proyectos asignados puede ser editado sin error 500.</w:t>
+              <w:t>Bug fix: se corrigió un error 500 al editar usuarios con proyectos asignados, causado por el orden de ejecución de Hibernate y una consulta con registros duplicados.</w:t>
+            </w:r>
+          </w:p>
+        </w:tc>
+      </w:tr>
+      <w:tr>
+        <w:tc>
+          <w:tcPr>
+            <w:tcW w:w="9746" w:type="dxa"/>
+          </w:tcPr>
+          <w:p>
+            <w:r>
+              <w:rPr>
+                <w:sz w:val="20"/>
+                <w:szCs w:val="20"/>
+              </w:rPr>
+              <w:t>Docker: Dockerfile por servicio en el backend e imagen nginx en el frontend, con docker-compose que levanta el sistema completo con un único comando. El ambiente incluye siembra automática de datos iniciales (HU-B100, HU-F121).</w:t>
+            </w:r>
+          </w:p>
+        </w:tc>
+      </w:tr>
+      <w:tr>
+        <w:tc>
+          <w:tcPr>
+            <w:tcW w:w="9746" w:type="dxa"/>
+          </w:tcPr>
+          <w:p>
+            <w:r>
+              <w:rPr>
+                <w:sz w:val="20"/>
+                <w:szCs w:val="20"/>
+              </w:rPr>
+              <w:t>Roles de sistema y JWT: el claim isSystemRole permite al frontend identificar los roles de sistema sin depender del nombre literal; la asignación de roles de sistema queda protegida por un permiso dedicado (MR-B34).</w:t>
+            </w:r>
+          </w:p>
+        </w:tc>
+      </w:tr>
+      <w:tr>
+        <w:tc>
+          <w:tcPr>
+            <w:tcW w:w="9746" w:type="dxa"/>
+          </w:tcPr>
+          <w:p>
+            <w:r>
+              <w:rPr>
+                <w:sz w:val="20"/>
+                <w:szCs w:val="20"/>
+              </w:rPr>
+              <w:t>Menú dinámico por rol: el menú lateral muestra solo los módulos habilitados por los permisos del rol del usuario autenticado; el rol de sistema ve todo sin restricciones (T-F518).</w:t>
+            </w:r>
+          </w:p>
+        </w:tc>
+      </w:tr>
+      <w:tr>
+        <w:tc>
+          <w:tcPr>
+            <w:tcW w:w="9746" w:type="dxa"/>
+          </w:tcPr>
+          <w:p>
+            <w:r>
+              <w:rPr>
+                <w:sz w:val="20"/>
+                <w:szCs w:val="20"/>
+              </w:rPr>
+              <w:t>Catálogo de motivos de rechazo con submódulo: cada motivo indica a qué módulo aplica, el selector está disponible para los roles con permiso de aprobación y el mantenedor completo está disponible en frontend.</w:t>
+            </w:r>
+          </w:p>
+        </w:tc>
+      </w:tr>
+      <w:tr>
+        <w:tc>
+          <w:tcPr>
+            <w:tcW w:w="9746" w:type="dxa"/>
+          </w:tcPr>
+          <w:p>
+            <w:r>
+              <w:rPr>
+                <w:sz w:val="20"/>
+                <w:szCs w:val="20"/>
+              </w:rPr>
+              <w:t>Ciclo de vida del colaborador completado: nuevo estado BLOCKED de bloqueo manual con motivo obligatorio, acción de bloquear y desbloquear desde el frontend, columna de estado en el listado y filtros por estado y centro de costo.</w:t>
+            </w:r>
+          </w:p>
+        </w:tc>
+      </w:tr>
+      <w:tr>
+        <w:tc>
+          <w:tcPr>
+            <w:tcW w:w="9746" w:type="dxa"/>
+          </w:tcPr>
+          <w:p>
+            <w:r>
+              <w:rPr>
+                <w:sz w:val="20"/>
+                <w:szCs w:val="20"/>
+              </w:rPr>
+              <w:t>Mejoras de frontend: composables useListQuery, useToggleActive y useActiveFilters aplicados a los 10 listados del sistema para consistencia; flujo de login con redirect seguro y conservación de la ruta al vencer la sesión.</w:t>
             </w:r>
           </w:p>
         </w:tc>
@@ -7153,6 +7492,99 @@
                 <w:sz w:val="24"/>
                 <w:szCs w:val="24"/>
               </w:rPr>
+              <w:t>CRITERIOS DE ACEPTACIÓN CUMPLIDOS</w:t>
+            </w:r>
+          </w:p>
+        </w:tc>
+      </w:tr>
+      <w:tr>
+        <w:tc>
+          <w:tcPr>
+            <w:tcW w:w="9746" w:type="dxa"/>
+          </w:tcPr>
+          <w:p>
+            <w:r>
+              <w:rPr>
+                <w:sz w:val="20"/>
+                <w:szCs w:val="20"/>
+              </w:rPr>
+              <w:t>Al enviar una solicitud de contratación, el registro queda visible en Promaty con estado "Pendiente de aprobación" antes de que ningún nivel haya decidido.</w:t>
+            </w:r>
+          </w:p>
+        </w:tc>
+      </w:tr>
+      <w:tr>
+        <w:tc>
+          <w:tcPr>
+            <w:tcW w:w="9746" w:type="dxa"/>
+          </w:tcPr>
+          <w:p>
+            <w:r>
+              <w:rPr>
+                <w:sz w:val="20"/>
+                <w:szCs w:val="20"/>
+              </w:rPr>
+              <w:t xml:space="preserve">Al validar RRHH la solicitud de contrato, el colaborador pasa automáticamente </w:t>
+            </w:r>
+            <w:proofErr w:type="gramStart"/>
+            <w:r>
+              <w:rPr>
+                <w:sz w:val="20"/>
+                <w:szCs w:val="20"/>
+              </w:rPr>
+              <w:t>a</w:t>
+            </w:r>
+            <w:proofErr w:type="gramEnd"/>
+            <w:r>
+              <w:rPr>
+                <w:sz w:val="20"/>
+                <w:szCs w:val="20"/>
+              </w:rPr>
+              <w:t xml:space="preserve"> estado ACTIVE.</w:t>
+            </w:r>
+          </w:p>
+        </w:tc>
+      </w:tr>
+      <w:tr>
+        <w:tc>
+          <w:tcPr>
+            <w:tcW w:w="9746" w:type="dxa"/>
+          </w:tcPr>
+          <w:p>
+            <w:r>
+              <w:rPr>
+                <w:sz w:val="20"/>
+                <w:szCs w:val="20"/>
+              </w:rPr>
+              <w:t>Un usuario con proyectos asignados puede ser editado sin error 500.</w:t>
+            </w:r>
+          </w:p>
+        </w:tc>
+      </w:tr>
+    </w:tbl>
+    <w:p/>
+    <w:tbl>
+      <w:tblPr>
+        <w:tblStyle w:val="Tablaconcuadrcula"/>
+        <w:tblW w:w="0" w:type="auto"/>
+        <w:tblLook w:val="04A0" w:firstRow="1" w:lastRow="0" w:firstColumn="1" w:lastColumn="0" w:noHBand="0" w:noVBand="1"/>
+      </w:tblPr>
+      <w:tblGrid>
+        <w:gridCol w:w="9746"/>
+      </w:tblGrid>
+      <w:tr>
+        <w:tc>
+          <w:tcPr>
+            <w:tcW w:w="9746" w:type="dxa"/>
+            <w:shd w:val="clear" w:color="auto" w:fill="D6E4F0"/>
+          </w:tcPr>
+          <w:p>
+            <w:r>
+              <w:rPr>
+                <w:b/>
+                <w:sz w:val="24"/>
+                <w:szCs w:val="24"/>
+              </w:rPr>
               <w:t>EVIDENCIA EN JIRA</w:t>
             </w:r>
           </w:p>
@@ -7395,7 +7827,7 @@
                 <w:sz w:val="20"/>
                 <w:szCs w:val="20"/>
               </w:rPr>
-              <w:t>1. Construir módulo de permisos y vacaciones (reutiliza el workflow ya construido). 2. Iniciar Dockerización del proyecto (Dockerfile por servicio + docker-compose). 3. Generar documentación técnica: diagramas UML y modelo de datos actualizado.</w:t>
+              <w:t>1. Construir módulo de control de asistencia (grilla mensual, cronjob y códigos de marcaje). 2. Construir módulo de permisos y vacaciones (reutiliza el workflow ya construido). 3. Iniciar módulo de remuneraciones (liquidaciones en solo lectura, anticipos y sueldos). 4. Generar documentación técnica: diagramas UML y modelo de datos actualizado. 5. Consolidar el plan de pruebas con evidencias por módulo.</w:t>
             </w:r>
           </w:p>
         </w:tc>
@@ -7444,7 +7876,62 @@
 </w:document>
 </file>
 
-<file path=word/numbering.xml><?xml version="1.0" encoding="utf-8"?>
+<file path=word\fontTable.xml><?xml version="1.0" encoding="utf-8"?>
+<w:fonts xmlns:mc="http://schemas.openxmlformats.org/markup-compatibility/2006" xmlns:r="http://schemas.openxmlformats.org/officeDocument/2006/relationships" xmlns:w="http://schemas.openxmlformats.org/wordprocessingml/2006/main" xmlns:w14="http://schemas.microsoft.com/office/word/2010/wordml" xmlns:w15="http://schemas.microsoft.com/office/word/2012/wordml" xmlns:w16cex="http://schemas.microsoft.com/office/word/2018/wordml/cex" xmlns:w16cid="http://schemas.microsoft.com/office/word/2016/wordml/cid" xmlns:w16="http://schemas.microsoft.com/office/word/2018/wordml" xmlns:w16du="http://schemas.microsoft.com/office/word/2023/wordml/word16du" xmlns:w16sdtdh="http://schemas.microsoft.com/office/word/2020/wordml/sdtdatahash" xmlns:w16sdtfl="http://schemas.microsoft.com/office/word/2024/wordml/sdtformatlock" xmlns:w16se="http://schemas.microsoft.com/office/word/2015/wordml/symex" mc:Ignorable="w14 w15 w16se w16cid w16 w16cex w16sdtdh w16sdtfl w16du">
+  <w:font w:name="Symbol">
+    <w:panose1 w:val="05050102010706020507"/>
+    <w:charset w:val="02"/>
+    <w:family w:val="roman"/>
+    <w:pitch w:val="variable"/>
+    <w:sig w:usb0="00000000" w:usb1="10000000" w:usb2="00000000" w:usb3="00000000" w:csb0="80000000" w:csb1="00000000"/>
+  </w:font>
+  <w:font w:name="Times New Roman">
+    <w:panose1 w:val="02020603050405020304"/>
+    <w:charset w:val="00"/>
+    <w:family w:val="roman"/>
+    <w:pitch w:val="variable"/>
+    <w:sig w:usb0="E0002EFF" w:usb1="C000785B" w:usb2="00000009" w:usb3="00000000" w:csb0="000001FF" w:csb1="00000000"/>
+  </w:font>
+  <w:font w:name="Cambria">
+    <w:panose1 w:val="02040503050406030204"/>
+    <w:charset w:val="00"/>
+    <w:family w:val="roman"/>
+    <w:pitch w:val="variable"/>
+    <w:sig w:usb0="E00006FF" w:usb1="420024FF" w:usb2="02000000" w:usb3="00000000" w:csb0="0000019F" w:csb1="00000000"/>
+  </w:font>
+  <w:font w:name="MS Mincho">
+    <w:panose1 w:val="02020609040205080304"/>
+    <w:charset w:val="80"/>
+    <w:family w:val="modern"/>
+    <w:pitch w:val="fixed"/>
+    <w:sig w:usb0="E00002FF" w:usb1="6AC7FDFB" w:usb2="08000012" w:usb3="00000000" w:csb0="0002009F" w:csb1="00000000"/>
+  </w:font>
+  <w:font w:name="Calibri">
+    <w:panose1 w:val="020F0502020204030204"/>
+    <w:charset w:val="00"/>
+    <w:family w:val="swiss"/>
+    <w:pitch w:val="variable"/>
+    <w:sig w:usb0="E4002EFF" w:usb1="C200247B" w:usb2="00000009" w:usb3="00000000" w:csb0="000001FF" w:csb1="00000000"/>
+  </w:font>
+  <w:font w:name="MS Gothic">
+    <w:altName w:val="ＭＳ ゴシック"/>
+    <w:panose1 w:val="020B0609070205080204"/>
+    <w:charset w:val="80"/>
+    <w:family w:val="modern"/>
+    <w:pitch w:val="fixed"/>
+    <w:sig w:usb0="E00002FF" w:usb1="6AC7FDFB" w:usb2="08000012" w:usb3="00000000" w:csb0="0002009F" w:csb1="00000000"/>
+  </w:font>
+  <w:font w:name="Courier">
+    <w:panose1 w:val="02070409020205020404"/>
+    <w:charset w:val="00"/>
+    <w:family w:val="auto"/>
+    <w:pitch w:val="variable"/>
+    <w:sig w:usb0="00000003" w:usb1="00000000" w:usb2="00000000" w:usb3="00000000" w:csb0="00000001" w:csb1="00000000"/>
+  </w:font>
+</w:fonts>
+</file>
+
+<file path=word\numbering.xml><?xml version="1.0" encoding="utf-8"?>
 <w:numbering xmlns:wpc="http://schemas.microsoft.com/office/word/2010/wordprocessingCanvas" xmlns:cx="http://schemas.microsoft.com/office/drawing/2014/chartex" xmlns:cx1="http://schemas.microsoft.com/office/drawing/2015/9/8/chartex" xmlns:cx2="http://schemas.microsoft.com/office/drawing/2015/10/21/chartex" xmlns:cx3="http://schemas.microsoft.com/office/drawing/2016/5/9/chartex" xmlns:cx4="http://schemas.microsoft.com/office/drawing/2016/5/10/chartex" xmlns:cx5="http://schemas.microsoft.com/office/drawing/2016/5/11/chartex" xmlns:cx6="http://schemas.microsoft.com/office/drawing/2016/5/12/chartex" xmlns:cx7="http://schemas.microsoft.com/office/drawing/2016/5/13/chartex" xmlns:cx8="http://schemas.microsoft.com/office/drawing/2016/5/14/chartex" xmlns:mc="http://schemas.openxmlformats.org/markup-compatibility/2006" xmlns:aink="http://schemas.microsoft.com/office/drawing/2016/ink" xmlns:am3d="http://schemas.microsoft.com/office/drawing/2017/model3d" xmlns:o="urn:schemas-microsoft-com:office:office" xmlns:oel="http://schemas.microsoft.com/office/2019/extlst" xmlns:r="http://schemas.openxmlformats.org/officeDocument/2006/relationships" xmlns:m="http://schemas.openxmlformats.org/officeDocument/2006/math" xmlns:v="urn:schemas-microsoft-com:vml" xmlns:wp14="http://schemas.microsoft.com/office/word/2010/wordprocessingDrawing" xmlns:wp="http://schemas.openxmlformats.org/drawingml/2006/wordprocessingDrawing" xmlns:w10="urn:schemas-microsoft-com:office:word" xmlns:w="http://schemas.openxmlformats.org/wordprocessingml/2006/main" xmlns:w14="http://schemas.microsoft.com/office/word/2010/wordml" xmlns:w15="http://schemas.microsoft.com/office/word/2012/wordml" xmlns:w16cex="http://schemas.microsoft.com/office/word/2018/wordml/cex" xmlns:w16cid="http://schemas.microsoft.com/office/word/2016/wordml/cid" xmlns:w16="http://schemas.microsoft.com/office/word/2018/wordml" xmlns:w16du="http://schemas.microsoft.com/office/word/2023/wordml/word16du" xmlns:w16sdtdh="http://schemas.microsoft.com/office/word/2020/wordml/sdtdatahash" xmlns:w16sdtfl="http://schemas.microsoft.com/office/word/2024/wordml/sdtformatlock" xmlns:w16se="http://schemas.microsoft.com/office/word/2015/wordml/symex" xmlns:wpg="http://schemas.microsoft.com/office/word/2010/wordprocessingGroup" xmlns:wpi="http://schemas.microsoft.com/office/word/2010/wordprocessingInk" xmlns:wne="http://schemas.microsoft.com/office/word/2006/wordml" xmlns:wps="http://schemas.microsoft.com/office/word/2010/wordprocessingShape" mc:Ignorable="w14 w15 w16se w16cid w16 w16cex w16sdtdh w16sdtfl w16du wp14">
   <w:abstractNum w:abstractNumId="0" w15:restartNumberingAfterBreak="0">
     <w:nsid w:val="FFFFFF7C"/>
@@ -7647,7 +8134,79 @@
 </w:numbering>
 </file>
 
-<file path=word/styles.xml><?xml version="1.0" encoding="utf-8"?>
+<file path=word\settings.xml><?xml version="1.0" encoding="utf-8"?>
+<w:settings xmlns:mc="http://schemas.openxmlformats.org/markup-compatibility/2006" xmlns:o="urn:schemas-microsoft-com:office:office" xmlns:r="http://schemas.openxmlformats.org/officeDocument/2006/relationships" xmlns:m="http://schemas.openxmlformats.org/officeDocument/2006/math" xmlns:v="urn:schemas-microsoft-com:vml" xmlns:w10="urn:schemas-microsoft-com:office:word" xmlns:w="http://schemas.openxmlformats.org/wordprocessingml/2006/main" xmlns:w14="http://schemas.microsoft.com/office/word/2010/wordml" xmlns:w15="http://schemas.microsoft.com/office/word/2012/wordml" xmlns:w16cex="http://schemas.microsoft.com/office/word/2018/wordml/cex" xmlns:w16cid="http://schemas.microsoft.com/office/word/2016/wordml/cid" xmlns:w16="http://schemas.microsoft.com/office/word/2018/wordml" xmlns:w16du="http://schemas.microsoft.com/office/word/2023/wordml/word16du" xmlns:w16sdtdh="http://schemas.microsoft.com/office/word/2020/wordml/sdtdatahash" xmlns:w16sdtfl="http://schemas.microsoft.com/office/word/2024/wordml/sdtformatlock" xmlns:w16se="http://schemas.microsoft.com/office/word/2015/wordml/symex" xmlns:sl="http://schemas.openxmlformats.org/schemaLibrary/2006/main" mc:Ignorable="w14 w15 w16se w16cid w16 w16cex w16sdtdh w16sdtfl w16du">
+  <w:zoom w:percent="120"/>
+  <w:doNotDisplayPageBoundaries/>
+  <w:proofState w:spelling="clean" w:grammar="clean"/>
+  <w:defaultTabStop w:val="720"/>
+  <w:hyphenationZone w:val="425"/>
+  <w:characterSpacingControl w:val="doNotCompress"/>
+  <w:compat>
+    <w:useFELayout/>
+    <w:compatSetting w:name="compatibilityMode" w:uri="http://schemas.microsoft.com/office/word" w:val="14"/>
+    <w:compatSetting w:name="overrideTableStyleFontSizeAndJustification" w:uri="http://schemas.microsoft.com/office/word" w:val="1"/>
+    <w:compatSetting w:name="enableOpenTypeFeatures" w:uri="http://schemas.microsoft.com/office/word" w:val="1"/>
+    <w:compatSetting w:name="doNotFlipMirrorIndents" w:uri="http://schemas.microsoft.com/office/word" w:val="1"/>
+    <w:compatSetting w:name="useWord2013TrackBottomHyphenation" w:uri="http://schemas.microsoft.com/office/word" w:val="1"/>
+  </w:compat>
+  <w:rsids>
+    <w:rsidRoot w:val="00B47730"/>
+    <w:rsid w:val="00034616"/>
+    <w:rsid w:val="0006063C"/>
+    <w:rsid w:val="0015074B"/>
+    <w:rsid w:val="0029639D"/>
+    <w:rsid w:val="002C237A"/>
+    <w:rsid w:val="00322913"/>
+    <w:rsid w:val="00326F90"/>
+    <w:rsid w:val="00582C9B"/>
+    <w:rsid w:val="00611789"/>
+    <w:rsid w:val="00614554"/>
+    <w:rsid w:val="006D6824"/>
+    <w:rsid w:val="009037D9"/>
+    <w:rsid w:val="009260FF"/>
+    <w:rsid w:val="00A8289E"/>
+    <w:rsid w:val="00AA1D8D"/>
+    <w:rsid w:val="00B47730"/>
+    <w:rsid w:val="00B657F0"/>
+    <w:rsid w:val="00C6397B"/>
+    <w:rsid w:val="00CA5483"/>
+    <w:rsid w:val="00CB0664"/>
+    <w:rsid w:val="00FC693F"/>
+    <w:rsid w:val="00FD3211"/>
+    <w:rsid w:val="00FF12AD"/>
+  </w:rsids>
+  <m:mathPr>
+    <m:mathFont m:val="Cambria Math"/>
+    <m:brkBin m:val="before"/>
+    <m:brkBinSub m:val="--"/>
+    <m:smallFrac m:val="0"/>
+    <m:dispDef/>
+    <m:lMargin m:val="0"/>
+    <m:rMargin m:val="0"/>
+    <m:defJc m:val="centerGroup"/>
+    <m:wrapIndent m:val="1440"/>
+    <m:intLim m:val="subSup"/>
+    <m:naryLim m:val="undOvr"/>
+  </m:mathPr>
+  <w:themeFontLang w:val="en-US" w:eastAsia="ja-JP"/>
+  <w:clrSchemeMapping w:bg1="light1" w:t1="dark1" w:bg2="light2" w:t2="dark2" w:accent1="accent1" w:accent2="accent2" w:accent3="accent3" w:accent4="accent4" w:accent5="accent5" w:accent6="accent6" w:hyperlink="hyperlink" w:followedHyperlink="followedHyperlink"/>
+  <w:doNotAutoCompressPictures/>
+  <w:shapeDefaults>
+    <o:shapedefaults v:ext="edit" spidmax="1026"/>
+    <o:shapelayout v:ext="edit">
+      <o:idmap v:ext="edit" data="1"/>
+    </o:shapelayout>
+  </w:shapeDefaults>
+  <w:decimalSymbol w:val=","/>
+  <w:listSeparator w:val=";"/>
+  <w14:docId w14:val="41C3D4AF"/>
+  <w14:defaultImageDpi w14:val="300"/>
+  <w15:docId w15:val="{CA425886-A9F7-4E29-A457-9D3027F33840}"/>
+</w:settings>
+</file>
+
+<file path=word\styles.xml><?xml version="1.0" encoding="utf-8"?>
 <w:styles xmlns:mc="http://schemas.openxmlformats.org/markup-compatibility/2006" xmlns:r="http://schemas.openxmlformats.org/officeDocument/2006/relationships" xmlns:w="http://schemas.openxmlformats.org/wordprocessingml/2006/main" xmlns:w14="http://schemas.microsoft.com/office/word/2010/wordml" xmlns:w15="http://schemas.microsoft.com/office/word/2012/wordml" xmlns:w16cex="http://schemas.microsoft.com/office/word/2018/wordml/cex" xmlns:w16cid="http://schemas.microsoft.com/office/word/2016/wordml/cid" xmlns:w16="http://schemas.microsoft.com/office/word/2018/wordml" xmlns:w16du="http://schemas.microsoft.com/office/word/2023/wordml/word16du" xmlns:w16sdtdh="http://schemas.microsoft.com/office/word/2020/wordml/sdtdatahash" xmlns:w16sdtfl="http://schemas.microsoft.com/office/word/2024/wordml/sdtformatlock" xmlns:w16se="http://schemas.microsoft.com/office/word/2015/wordml/symex" mc:Ignorable="w14 w15 w16se w16cid w16 w16cex w16sdtdh w16sdtfl w16du">
   <w:docDefaults>
     <w:rPrDefault>
@@ -19033,7 +19592,7 @@
 </w:styles>
 </file>
 
-<file path=word/theme/theme1.xml><?xml version="1.0" encoding="utf-8"?>
+<file path=word\theme\theme1.xml><?xml version="1.0" encoding="utf-8"?>
 <a:theme xmlns:a="http://schemas.openxmlformats.org/drawingml/2006/main" name="Office Theme">
   <a:themeElements>
     <a:clrScheme name="Office">
@@ -19353,14 +19912,8 @@
 </a:theme>
 </file>
 
-<file path=customXml/item1.xml><?xml version="1.0" encoding="utf-8"?>
-<b:Sources xmlns:b="http://schemas.openxmlformats.org/officeDocument/2006/bibliography" xmlns="http://schemas.openxmlformats.org/officeDocument/2006/bibliography" SelectedStyle="/APA.XSL" StyleName="APA"/>
-</file>
-
-<file path=customXml/itemProps1.xml><?xml version="1.0" encoding="utf-8"?>
-<ds:datastoreItem xmlns:ds="http://schemas.openxmlformats.org/officeDocument/2006/customXml" ds:itemID="{EF278816-EC6F-A645-907D-7F25AECB1D4A}">
-  <ds:schemaRefs>
-    <ds:schemaRef ds:uri="http://schemas.openxmlformats.org/officeDocument/2006/bibliography"/>
-  </ds:schemaRefs>
-</ds:datastoreItem>
+<file path=word\webSettings.xml><?xml version="1.0" encoding="utf-8"?>
+<w:webSettings xmlns:mc="http://schemas.openxmlformats.org/markup-compatibility/2006" xmlns:r="http://schemas.openxmlformats.org/officeDocument/2006/relationships" xmlns:w="http://schemas.openxmlformats.org/wordprocessingml/2006/main" xmlns:w14="http://schemas.microsoft.com/office/word/2010/wordml" xmlns:w15="http://schemas.microsoft.com/office/word/2012/wordml" xmlns:w16cex="http://schemas.microsoft.com/office/word/2018/wordml/cex" xmlns:w16cid="http://schemas.microsoft.com/office/word/2016/wordml/cid" xmlns:w16="http://schemas.microsoft.com/office/word/2018/wordml" xmlns:w16du="http://schemas.microsoft.com/office/word/2023/wordml/word16du" xmlns:w16sdtdh="http://schemas.microsoft.com/office/word/2020/wordml/sdtdatahash" xmlns:w16sdtfl="http://schemas.microsoft.com/office/word/2024/wordml/sdtformatlock" xmlns:w16se="http://schemas.microsoft.com/office/word/2015/wordml/symex" mc:Ignorable="w14 w15 w16se w16cid w16 w16cex w16sdtdh w16sdtfl w16du">
+  <w:allowPNG/>
+</w:webSettings>
 </file>